--- a/scripts/fiche-intervention.docx
+++ b/scripts/fiche-intervention.docx
@@ -206,11 +206,12 @@
             <w:r>
               <w:rPr>
                 <w:rFonts w:ascii="DM Sans" w:hAnsi="DM Sans"/>
+                <w:b/>
                 <w:color w:val="1b2430"/>
                 <w:sz w:val="17"/>
                 <w:szCs w:val="17"/>
               </w:rPr>
-              <w:t xml:space="preserve"> </w:t>
+              <w:t xml:space="preserve">{{NOM}}</w:t>
             </w:r>
           </w:p>
         </w:tc>
@@ -298,7 +299,7 @@
                 <w:sz w:val="17"/>
                 <w:szCs w:val="17"/>
               </w:rPr>
-              <w:t xml:space="preserve">{{VILLE}}</w:t>
+              <w:t xml:space="preserve">{{ADRESSE}}</w:t>
             </w:r>
           </w:p>
         </w:tc>

--- a/scripts/fiche-intervention.docx
+++ b/scripts/fiche-intervention.docx
@@ -1140,6 +1140,121 @@
           <w:sz w:val="20"/>
           <w:szCs w:val="20"/>
         </w:rPr>
+        <w:t xml:space="preserve">Photos et vidéos du dossier</w:t>
+      </w:r>
+    </w:p>
+    <w:tbl>
+      <w:tblPr>
+        <w:tblW w:w="10772" w:type="dxa"/>
+        <w:tblLayout w:type="fixed"/>
+        <w:tblCellMar>
+          <w:left w:w="0" w:type="dxa"/>
+          <w:right w:w="0" w:type="dxa"/>
+        </w:tblCellMar>
+      </w:tblPr>
+      <w:tblGrid>
+        <w:gridCol w:w="3232"/>
+        <w:gridCol w:w="7540"/>
+      </w:tblGrid>
+      <w:tr>
+        <w:tc>
+          <w:tcPr>
+            <w:tcW w:w="3232" w:type="dxa"/>
+            <w:tcBorders>
+              <w:top w:val="single" w:sz="18" w:space="0" w:color="0f2d5c"/>
+            </w:tcBorders>
+            <w:tcMar>
+              <w:top w:w="60" w:type="dxa"/>
+              <w:left w:w="90" w:type="dxa"/>
+              <w:bottom w:w="60" w:type="dxa"/>
+              <w:right w:w="90" w:type="dxa"/>
+            </w:tcMar>
+          </w:tcPr>
+          <w:p>
+            <w:pPr>
+              <w:spacing w:before="0" w:after="0" w:line="240" w:lineRule="auto"/>
+            </w:pPr>
+            <w:r>
+              <w:rPr>
+                <w:rFonts w:ascii="DM Sans" w:hAnsi="DM Sans"/>
+                <w:color w:val="1b2430"/>
+                <w:sz w:val="17"/>
+                <w:szCs w:val="17"/>
+              </w:rPr>
+              <w:t xml:space="preserve">{{QR}}</w:t>
+            </w:r>
+          </w:p>
+        </w:tc>
+        <w:tc>
+          <w:tcPr>
+            <w:tcW w:w="7540" w:type="dxa"/>
+            <w:tcBorders>
+              <w:top w:val="single" w:sz="18" w:space="0" w:color="0f2d5c"/>
+            </w:tcBorders>
+            <w:tcMar>
+              <w:top w:w="60" w:type="dxa"/>
+              <w:left w:w="90" w:type="dxa"/>
+              <w:bottom w:w="60" w:type="dxa"/>
+              <w:right w:w="90" w:type="dxa"/>
+            </w:tcMar>
+          </w:tcPr>
+          <w:p>
+            <w:pPr>
+              <w:spacing w:before="0" w:after="0" w:line="240" w:lineRule="auto"/>
+            </w:pPr>
+            <w:r>
+              <w:rPr>
+                <w:rFonts w:ascii="DM Sans" w:hAnsi="DM Sans"/>
+                <w:color w:val="6b7a8f"/>
+                <w:sz w:val="13"/>
+                <w:szCs w:val="13"/>
+              </w:rPr>
+              <w:t xml:space="preserve">SCANNEZ, OU OUVREZ LE LIEN</w:t>
+            </w:r>
+          </w:p>
+          <w:p>
+            <w:pPr>
+              <w:spacing w:before="20" w:after="40" w:line="240" w:lineRule="auto"/>
+            </w:pPr>
+            <w:r>
+              <w:rPr>
+                <w:rFonts w:ascii="DM Sans" w:hAnsi="DM Sans"/>
+                <w:color w:val="0f2d5c"/>
+                <w:sz w:val="15"/>
+                <w:szCs w:val="15"/>
+              </w:rPr>
+              <w:t xml:space="preserve">{{MEDIA}}</w:t>
+            </w:r>
+          </w:p>
+          <w:p>
+            <w:pPr>
+              <w:spacing w:before="0" w:after="40" w:line="240" w:lineRule="auto"/>
+            </w:pPr>
+            <w:r>
+              <w:rPr>
+                <w:rFonts w:ascii="DM Sans" w:hAnsi="DM Sans"/>
+                <w:color w:val="6b7a8f"/>
+                <w:sz w:val="13"/>
+                <w:szCs w:val="13"/>
+              </w:rPr>
+              <w:t xml:space="preserve">Photos du client, images du bandeau et vidéo source. Conservé deux ans.</w:t>
+            </w:r>
+          </w:p>
+        </w:tc>
+      </w:tr>
+    </w:tbl>
+    <w:p>
+      <w:pPr>
+        <w:spacing w:before="200" w:after="60" w:line="240" w:lineRule="auto"/>
+      </w:pPr>
+      <w:r>
+        <w:rPr>
+          <w:rFonts w:ascii="Syne" w:hAnsi="Syne"/>
+          <w:b/>
+          <w:color w:val="0f2d5c"/>
+          <w:sz w:val="20"/>
+          <w:szCs w:val="20"/>
+        </w:rPr>
         <w:t xml:space="preserve">Intervention prévue</w:t>
       </w:r>
     </w:p>
@@ -1640,7 +1755,7 @@
           <w:sz w:val="13"/>
           <w:szCs w:val="13"/>
         </w:rPr>
-        <w:t xml:space="preserve">SOS Cumulus — Ordre d'intervention &amp; compte rendu · template V1        Page 1/2</w:t>
+        <w:t xml:space="preserve">SOS Cumulus — Ordre d'intervention &amp; compte rendu · template V1        Page 1/3</w:t>
       </w:r>
     </w:p>
     <w:p>
@@ -3196,7 +3311,150 @@
           <w:sz w:val="13"/>
           <w:szCs w:val="13"/>
         </w:rPr>
-        <w:t xml:space="preserve">SOS Cumulus — Ordre d'intervention &amp; compte rendu · template V1        Page 2/2</w:t>
+        <w:t xml:space="preserve">SOS Cumulus — Ordre d'intervention &amp; compte rendu · template V1        Page 2/3</w:t>
+      </w:r>
+    </w:p>
+    <w:p>
+      <w:r>
+        <w:br w:type="page"/>
+      </w:r>
+    </w:p>
+    <w:tbl>
+      <w:tblPr>
+        <w:tblW w:w="10772" w:type="dxa"/>
+        <w:tblLayout w:type="fixed"/>
+        <w:tblCellMar>
+          <w:left w:w="0" w:type="dxa"/>
+          <w:right w:w="0" w:type="dxa"/>
+        </w:tblCellMar>
+      </w:tblPr>
+      <w:tblGrid>
+        <w:gridCol w:w="5601"/>
+        <w:gridCol w:w="5171"/>
+      </w:tblGrid>
+      <w:tr>
+        <w:tc>
+          <w:tcPr>
+            <w:tcW w:w="5601" w:type="dxa"/>
+            <w:shd w:val="clear" w:color="auto" w:fill="0f2d5c"/>
+            <w:tcMar>
+              <w:top w:w="60" w:type="dxa"/>
+              <w:left w:w="90" w:type="dxa"/>
+              <w:bottom w:w="60" w:type="dxa"/>
+              <w:right w:w="90" w:type="dxa"/>
+            </w:tcMar>
+          </w:tcPr>
+          <w:p>
+            <w:pPr>
+              <w:spacing w:before="0" w:after="0" w:line="240" w:lineRule="auto"/>
+            </w:pPr>
+            <w:r>
+              <w:rPr>
+                <w:rFonts w:ascii="Syne" w:hAnsi="Syne"/>
+                <w:b/>
+                <w:color w:val="ffffff"/>
+                <w:sz w:val="24"/>
+                <w:szCs w:val="24"/>
+              </w:rPr>
+              <w:t xml:space="preserve">SOS Cumulus </w:t>
+            </w:r>
+            <w:r>
+              <w:rPr>
+                <w:rFonts w:ascii="Syne" w:hAnsi="Syne"/>
+                <w:b/>
+                <w:color w:val="e8552f"/>
+                <w:sz w:val="24"/>
+                <w:szCs w:val="24"/>
+              </w:rPr>
+              <w:t xml:space="preserve">+</w:t>
+            </w:r>
+          </w:p>
+          <w:p>
+            <w:pPr>
+              <w:spacing w:before="60" w:after="0" w:line="240" w:lineRule="auto"/>
+            </w:pPr>
+            <w:r>
+              <w:rPr>
+                <w:rFonts w:ascii="Syne" w:hAnsi="Syne"/>
+                <w:color w:val="ffffff"/>
+                <w:sz w:val="28"/>
+                <w:szCs w:val="28"/>
+              </w:rPr>
+              <w:t xml:space="preserve">Photos transmises par le client</w:t>
+            </w:r>
+          </w:p>
+        </w:tc>
+        <w:tc>
+          <w:tcPr>
+            <w:tcW w:w="5171" w:type="dxa"/>
+            <w:shd w:val="clear" w:color="auto" w:fill="0f2d5c"/>
+            <w:tcMar>
+              <w:top w:w="60" w:type="dxa"/>
+              <w:left w:w="90" w:type="dxa"/>
+              <w:bottom w:w="60" w:type="dxa"/>
+              <w:right w:w="90" w:type="dxa"/>
+            </w:tcMar>
+          </w:tcPr>
+          <w:p>
+            <w:pPr>
+              <w:jc w:val="right"/>
+              <w:spacing w:before="0" w:after="0" w:line="240" w:lineRule="auto"/>
+            </w:pPr>
+            <w:r>
+              <w:rPr>
+                <w:rFonts w:ascii="Syne" w:hAnsi="Syne"/>
+                <w:b/>
+                <w:color w:val="ff8a5c"/>
+                <w:sz w:val="26"/>
+                <w:szCs w:val="26"/>
+              </w:rPr>
+              <w:t xml:space="preserve">Dossier {{REF}}</w:t>
+            </w:r>
+          </w:p>
+          <w:p>
+            <w:pPr>
+              <w:jc w:val="right"/>
+              <w:spacing w:before="60" w:after="0" w:line="240" w:lineRule="auto"/>
+            </w:pPr>
+            <w:r>
+              <w:rPr>
+                <w:rFonts w:ascii="DM Sans" w:hAnsi="DM Sans"/>
+                <w:color w:val="b9c6da"/>
+                <w:sz w:val="15"/>
+                <w:szCs w:val="15"/>
+              </w:rPr>
+              <w:t xml:space="preserve">Prises pendant le diagnostic à distance</w:t>
+            </w:r>
+          </w:p>
+        </w:tc>
+      </w:tr>
+    </w:tbl>
+    <w:p>
+      <w:pPr>
+        <w:spacing w:before="120" w:after="0" w:line="240" w:lineRule="auto"/>
+      </w:pPr>
+      <w:r>
+        <w:rPr>
+          <w:rFonts w:ascii="DM Sans" w:hAnsi="DM Sans"/>
+          <w:color w:val="1b2430"/>
+          <w:sz w:val="17"/>
+          <w:szCs w:val="17"/>
+        </w:rPr>
+        <w:t xml:space="preserve">{{PHOTOS}}</w:t>
+      </w:r>
+    </w:p>
+    <w:p>
+      <w:pPr>
+        <w:spacing w:before="120" w:after="0" w:line="240" w:lineRule="auto"/>
+      </w:pPr>
+      <w:r>
+        <w:rPr>
+          <w:rFonts w:ascii="DM Sans" w:hAnsi="DM Sans"/>
+          <w:color w:val="6b7a8f"/>
+          <w:sz w:val="13"/>
+          <w:szCs w:val="13"/>
+        </w:rPr>
+        <w:t xml:space="preserve">SOS Cumulus — Ordre d'intervention &amp; compte rendu · template V1        Page 3/3</w:t>
       </w:r>
     </w:p>
     <w:sectPr>
